--- a/grant-radar/dist/Nami_Grant_Radar_Quick_Start.docx
+++ b/grant-radar/dist/Nami_Grant_Radar_Quick_Start.docx
@@ -12,7 +12,7 @@
     </w:p>
     <w:p>
       <w:r>
-        <w:t>Revision date: 2026-09-12. Application version: 1.0.0.</w:t>
+        <w:t>Revision date: 2026-09-12. Application version: 1.0.1.</w:t>
       </w:r>
     </w:p>
     <w:p>
@@ -113,7 +113,7 @@
         <w:ind w:left="461" w:hanging="403"/>
       </w:pPr>
       <w:r>
-        <w:t>9.  From Exports, download schema-version-2 JSON and manually import it into the Grant Dashboard. A lead remains an opportunity, not an award.</w:t>
+        <w:t>9.  From Exports, choose public leads or fictional samples separately and download schema-version-2 JSON and manually import it into the Grant Dashboard. A lead remains an opportunity, not an award.</w:t>
       </w:r>
       <w:r>
         <w:br/>
@@ -158,7 +158,7 @@
         <w:color w:val="5A696E"/>
         <w:sz w:val="16"/>
       </w:rPr>
-      <w:t>Nami Grant Radar · 2026-09-12 · Version 1.0.0</w:t>
+      <w:t>Nami Grant Radar · 2026-09-12 · Version 1.0.1</w:t>
     </w:r>
   </w:p>
 </w:ftr>

--- a/grant-radar/dist/Nami_Grant_Radar_Quick_Start.docx
+++ b/grant-radar/dist/Nami_Grant_Radar_Quick_Start.docx
@@ -55,7 +55,7 @@
         <w:t xml:space="preserve">Look at Home. </w:t>
       </w:r>
       <w:r>
-        <w:t xml:space="preserve">Home shows what is due in the next 30 days, what needs checking, and what is shortlisted. Tap a card to see those leads.</w:t>
+        <w:t xml:space="preserve">Home shows three short lists: what is coming up, what needs checking, and what is shortlisted. Tap a lead to open it.</w:t>
       </w:r>
     </w:p>
     <w:p>
@@ -202,7 +202,7 @@
           <w:sz w:val="18"/>
           <w:szCs w:val="18"/>
         </w:rPr>
-        <w:t xml:space="preserve">Grant Radar 2.0.0 · 2026-10-05. Use public information only.</w:t>
+        <w:t xml:space="preserve">Grant Radar 2.1.0 · 2026-10-05. Use public information only.</w:t>
       </w:r>
     </w:p>
     <w:sectPr>

--- a/grant-radar/dist/Nami_Grant_Radar_Quick_Start.docx
+++ b/grant-radar/dist/Nami_Grant_Radar_Quick_Start.docx
@@ -35,7 +35,7 @@
         <w:t xml:space="preserve">Open it. </w:t>
       </w:r>
       <w:r>
-        <w:t xml:space="preserve">Open the Grant Radar link. Nothing to install and no account to make. A short tour starts the first time; skip it if you like.</w:t>
+        <w:t xml:space="preserve">Open the NAMI landing page and press Open Grant Radar. Nothing to install and no account to make. A short tour starts the first time; skip it if you like.</w:t>
       </w:r>
     </w:p>
     <w:p>

--- a/grant-radar/dist/Nami_Grant_Radar_Quick_Start.docx
+++ b/grant-radar/dist/Nami_Grant_Radar_Quick_Start.docx
@@ -115,7 +115,7 @@
         <w:t xml:space="preserve">Check the funder's page. </w:t>
       </w:r>
       <w:r>
-        <w:t xml:space="preserve">Tap "Open funder's page". When you have read it, tap "I checked the page" and note what you saw. Changes to the deadline or amount get a small "changed" mark.</w:t>
+        <w:t xml:space="preserve">Tap "Open funder's page". When you have read it, tap "I checked the page" and note what you saw. Changes to the apply-by date or amount get a small "changed" mark.</w:t>
       </w:r>
     </w:p>
     <w:p>
@@ -155,7 +155,7 @@
         <w:t xml:space="preserve">Send good leads on. </w:t>
       </w:r>
       <w:r>
-        <w:t xml:space="preserve">Go to Send. Tick the leads, tap "Save the file", then in the Grant Dashboard open Settings, choose Import records, and pick that file.</w:t>
+        <w:t xml:space="preserve">Go to Send. Tick the leads and tap "Save the file". Then in the Grant Dashboard, set Showing (top right) to Our grants, open More tools, then Settings &amp; backup, press Add records from a file, and pick that file.</w:t>
       </w:r>
     </w:p>
     <w:p>
@@ -202,7 +202,7 @@
           <w:sz w:val="18"/>
           <w:szCs w:val="18"/>
         </w:rPr>
-        <w:t xml:space="preserve">Grant Radar 2.1.0 · 2026-10-05. Use public information only.</w:t>
+        <w:t xml:space="preserve">Grant Radar 2.1.1 · 2026-10-05. Use public information only.</w:t>
       </w:r>
     </w:p>
     <w:sectPr>
